--- a/Självutvärdering Kunskapskontroll AI.docx
+++ b/Självutvärdering Kunskapskontroll AI.docx
@@ -166,89 +166,105 @@
         </w:rPr>
         <w:t xml:space="preserve"> har satt </w:t>
       </w:r>
+      <w:r>
+        <w:rPr>
+          <w:lang w:val="sv-SE"/>
+        </w:rPr>
+        <w:t>käppar</w:t>
+      </w:r>
+      <w:r>
+        <w:rPr>
+          <w:lang w:val="sv-SE"/>
+        </w:rPr>
+        <w:t xml:space="preserve"> i hjulet med begränsning i filstorlek. Har tvingat mig att göra modellen ”sämre” för att kunna ladda upp den sparade filen. Anledningen är att extra </w:t>
+      </w:r>
       <w:proofErr w:type="spellStart"/>
       <w:r>
         <w:rPr>
           <w:lang w:val="sv-SE"/>
         </w:rPr>
-        <w:t>keppar</w:t>
+        <w:t>tree</w:t>
       </w:r>
       <w:proofErr w:type="spellEnd"/>
       <w:r>
         <w:rPr>
           <w:lang w:val="sv-SE"/>
         </w:rPr>
-        <w:t xml:space="preserve"> i hjulet med begränsning i filstorlek. Har tvingat mig att göra modellen ”sämre” för att kunna ladda upp den sparade filen. Anledningen är att extra </w:t>
+        <w:t xml:space="preserve"> var den modell som hade b</w:t>
+      </w:r>
+      <w:r>
+        <w:rPr>
+          <w:lang w:val="sv-SE"/>
+        </w:rPr>
+        <w:t>ä</w:t>
+      </w:r>
+      <w:r>
+        <w:rPr>
+          <w:lang w:val="sv-SE"/>
+        </w:rPr>
+        <w:t xml:space="preserve">st </w:t>
       </w:r>
       <w:proofErr w:type="spellStart"/>
       <w:r>
         <w:rPr>
           <w:lang w:val="sv-SE"/>
         </w:rPr>
-        <w:t>tree</w:t>
+        <w:t>accuracy</w:t>
       </w:r>
       <w:proofErr w:type="spellEnd"/>
       <w:r>
         <w:rPr>
           <w:lang w:val="sv-SE"/>
         </w:rPr>
-        <w:t xml:space="preserve"> var den modell för </w:t>
+        <w:t xml:space="preserve"> och som jag valde att använda för </w:t>
       </w:r>
       <w:proofErr w:type="spellStart"/>
       <w:r>
         <w:rPr>
           <w:lang w:val="sv-SE"/>
         </w:rPr>
-        <w:t>linear</w:t>
+        <w:t>streamlit</w:t>
       </w:r>
       <w:proofErr w:type="spellEnd"/>
       <w:r>
         <w:rPr>
           <w:lang w:val="sv-SE"/>
         </w:rPr>
-        <w:t xml:space="preserve"> regression som hade best </w:t>
+        <w:t xml:space="preserve"> </w:t>
       </w:r>
       <w:proofErr w:type="spellStart"/>
       <w:r>
         <w:rPr>
           <w:lang w:val="sv-SE"/>
         </w:rPr>
-        <w:t>accuracy</w:t>
+        <w:t>appen</w:t>
       </w:r>
       <w:proofErr w:type="spellEnd"/>
       <w:r>
         <w:rPr>
           <w:lang w:val="sv-SE"/>
         </w:rPr>
-        <w:t xml:space="preserve"> och som jag valde att använda för </w:t>
+        <w:t xml:space="preserve">. Har man då för många nivåer i trädet så blir filen alldeles för stor. För CNN modellen var detta aldrig ett problem. </w:t>
+      </w:r>
+      <w:r>
+        <w:rPr>
+          <w:lang w:val="sv-SE"/>
+        </w:rPr>
+        <w:t xml:space="preserve">Dock en värdefull läxa då detta blir viktigt om det ska sättas i produktion och den </w:t>
       </w:r>
       <w:proofErr w:type="spellStart"/>
       <w:r>
         <w:rPr>
           <w:lang w:val="sv-SE"/>
         </w:rPr>
-        <w:t>streamlit</w:t>
+        <w:t>mijön</w:t>
       </w:r>
       <w:proofErr w:type="spellEnd"/>
       <w:r>
         <w:rPr>
           <w:lang w:val="sv-SE"/>
         </w:rPr>
-        <w:t xml:space="preserve"> </w:t>
-      </w:r>
-      <w:proofErr w:type="spellStart"/>
-      <w:r>
-        <w:rPr>
-          <w:lang w:val="sv-SE"/>
-        </w:rPr>
-        <w:t>appen</w:t>
-      </w:r>
-      <w:proofErr w:type="spellEnd"/>
-      <w:r>
-        <w:rPr>
-          <w:lang w:val="sv-SE"/>
-        </w:rPr>
-        <w:t xml:space="preserve">. Har man då för många nivåer i trädet så blir filen alldeles för stor. För CNN modellen var detta aldrig ett problem. </w:t>
+        <w:t xml:space="preserve"> har begränsningar.</w:t>
       </w:r>
     </w:p>
     <w:p>
@@ -356,7 +372,27 @@
         <w:rPr>
           <w:lang w:val="sv-SE"/>
         </w:rPr>
-        <w:t xml:space="preserve">Tycker även att de ”små” rummen fungerar si så där. Blir ofta mycket snack om annat. Speciellt om det är många som inte ligger i fas. Skulle föredra att </w:t>
+        <w:t>Tycker även att de ”små” rummen fungerar si så där. Blir ofta mycket snack om annat.</w:t>
+      </w:r>
+    </w:p>
+    <w:p>
+      <w:pPr>
+        <w:pStyle w:val="ListParagraph"/>
+        <w:rPr>
+          <w:lang w:val="sv-SE"/>
+        </w:rPr>
+      </w:pPr>
+      <w:r>
+        <w:rPr>
+          <w:lang w:val="sv-SE"/>
+        </w:rPr>
+        <w:t>För mer mjuka delar i kursen har dock detta varit bra.</w:t>
+      </w:r>
+      <w:r>
+        <w:rPr>
+          <w:lang w:val="sv-SE"/>
+        </w:rPr>
+        <w:t xml:space="preserve"> Skulle föredra att </w:t>
       </w:r>
       <w:r>
         <w:rPr>
